--- a/archive/2026-10-02/contracts/08-A_선수용_장기형_QA.docx
+++ b/archive/2026-10-02/contracts/08-A_선수용_장기형_QA.docx
@@ -426,7 +426,22 @@
           <w:rFonts w:ascii="Calibri" w:hAnsi="Calibri" w:eastAsia="Malgun Gothic"/>
           <w:b w:val="0"/>
         </w:rPr>
-        <w:t>수익배분으로 회사에 귀속된 회사 몫 중 일부를 회사가 다시 투자하는 것입니다. 선수의 예치금은 아닙니다. 다만 정당한 사유 없이 중도 해지하면 회수되지 않은 금액 중 남은 계약기간 비율만큼을 돌려주어야 합니다(Q33).</w:t>
+        <w:t xml:space="preserve">수익배분으로 회사에 귀속된 회사 몫 중 일부를 회사가 다시 투자하는 것입니다. 선수의 예치금은 아닙니다. 다만 정당한 사유 없이 중도 해지하면 회수되지 않은 금액 중 </w:t>
+      </w:r>
+      <w:r>
+        <w:rPr>
+          <w:rFonts w:ascii="Calibri" w:hAnsi="Calibri" w:eastAsia="Malgun Gothic"/>
+          <w:b/>
+          <w:color w:val="0D5F5A"/>
+        </w:rPr>
+        <w:t>남은 계약기간 비율만큼</w:t>
+      </w:r>
+      <w:r>
+        <w:rPr>
+          <w:rFonts w:ascii="Calibri" w:hAnsi="Calibri" w:eastAsia="Malgun Gothic"/>
+          <w:b w:val="0"/>
+        </w:rPr>
+        <w:t>을 돌려주어야 합니다(Q33).</w:t>
       </w:r>
     </w:p>
     <w:p>
@@ -696,7 +711,22 @@
           <w:rFonts w:ascii="Calibri" w:hAnsi="Calibri" w:eastAsia="Malgun Gothic"/>
           <w:b w:val="0"/>
         </w:rPr>
-        <w:t>위약벌과 미경과 계약금 반환의무가 발생할 수 있고, 미회수 재투자금 중 남은 계약기간 비율만큼을 돌려주어야 합니다. 예를 들어 5년 계약에서 4년을 채우고 해지할 때 미회수 재투자금이 2,000만 원이면, 2,000만 원 × 남은 1년/전체 5년 = 400만 원을 돌려줍니다.</w:t>
+        <w:t xml:space="preserve">위약벌과 미경과 계약금 반환의무가 발생할 수 있고, 미회수 재투자금 중 </w:t>
+      </w:r>
+      <w:r>
+        <w:rPr>
+          <w:rFonts w:ascii="Calibri" w:hAnsi="Calibri" w:eastAsia="Malgun Gothic"/>
+          <w:b/>
+          <w:color w:val="0D5F5A"/>
+        </w:rPr>
+        <w:t>남은 계약기간 비율만큼</w:t>
+      </w:r>
+      <w:r>
+        <w:rPr>
+          <w:rFonts w:ascii="Calibri" w:hAnsi="Calibri" w:eastAsia="Malgun Gothic"/>
+          <w:b w:val="0"/>
+        </w:rPr>
+        <w:t>을 돌려주어야 합니다. 예를 들어 5년 계약에서 4년을 채우고 해지할 때 미회수 재투자금이 2,000만 원이면, 2,000만 원 × 남은 1년/전체 5년 = 400만 원을 돌려줍니다.</w:t>
       </w:r>
     </w:p>
     <w:p>
@@ -714,7 +744,30 @@
           <w:rFonts w:ascii="Calibri" w:hAnsi="Calibri" w:eastAsia="Malgun Gothic"/>
           <w:b w:val="0"/>
         </w:rPr>
-        <w:t>계약 변경·중지·종료를 협의합니다. 선수 잘못이 아닌 부상이라면 위약벌은 없습니다.</w:t>
+        <w:t xml:space="preserve">계약 변경·중지·종료를 협의합니다. 선수 잘못이 아닌 부상이라면 </w:t>
+      </w:r>
+      <w:r>
+        <w:rPr>
+          <w:rFonts w:ascii="Calibri" w:hAnsi="Calibri" w:eastAsia="Malgun Gothic"/>
+          <w:b/>
+          <w:color w:val="0D5F5A"/>
+        </w:rPr>
+        <w:t>위약벌은 없습니다.</w:t>
+      </w:r>
+      <w:r>
+        <w:rPr>
+          <w:rFonts w:ascii="Calibri" w:hAnsi="Calibri" w:eastAsia="Malgun Gothic"/>
+          <w:b w:val="0"/>
+        </w:rPr>
+        <w:t xml:space="preserve"> </w:t>
+      </w:r>
+      <w:r>
+        <w:rPr>
+          <w:rFonts w:ascii="Calibri" w:hAnsi="Calibri" w:eastAsia="Malgun Gothic"/>
+          <w:b/>
+          <w:color w:val="0D5F5A"/>
+        </w:rPr>
+        <w:t>회수되지 않은 재투자금도 선수에게 청구하거나 정산금에서 빼지 않습니다.</w:t>
       </w:r>
     </w:p>
     <w:p>

--- a/archive/2026-10-02/contracts/08-A_선수용_장기형_QA.docx
+++ b/archive/2026-10-02/contracts/08-A_선수용_장기형_QA.docx
@@ -229,6 +229,28 @@
           <w:b w:val="0"/>
         </w:rPr>
         <w:t>회사에 알려야 합니다. 전속 매니지먼트 범위에 해당하면 회사가 조건을 검토하고 교섭합니다.</w:t>
+      </w:r>
+      <w:r>
+        <w:rPr>
+          <w:rFonts w:ascii="Calibri" w:hAnsi="Calibri" w:eastAsia="Malgun Gothic"/>
+          <w:b w:val="0"/>
+        </w:rPr>
+        <w:t xml:space="preserve"> 제안을 받은 날짜·제안자·경로를 서면(문자·이메일 포함)으로 알리면 “선수 직접 유치 거래”가 되고, 회사가 진행해도 수익은 </w:t>
+      </w:r>
+      <w:r>
+        <w:rPr>
+          <w:rFonts w:ascii="Calibri" w:hAnsi="Calibri" w:eastAsia="Malgun Gothic"/>
+          <w:b/>
+          <w:color w:val="0D5F5A"/>
+        </w:rPr>
+        <w:t>선수 70%, 회사 30%</w:t>
+      </w:r>
+      <w:r>
+        <w:rPr>
+          <w:rFonts w:ascii="Calibri" w:hAnsi="Calibri" w:eastAsia="Malgun Gothic"/>
+          <w:b w:val="0"/>
+        </w:rPr>
+        <w:t>로 나눕니다.</w:t>
       </w:r>
     </w:p>
     <w:p>

--- a/archive/2026-10-02/contracts/08-A_선수용_장기형_QA.docx
+++ b/archive/2026-10-02/contracts/08-A_선수용_장기형_QA.docx
@@ -235,7 +235,7 @@
           <w:rFonts w:ascii="Calibri" w:hAnsi="Calibri" w:eastAsia="Malgun Gothic"/>
           <w:b w:val="0"/>
         </w:rPr>
-        <w:t xml:space="preserve"> 제안을 받은 날짜·제안자·경로를 서면(문자·이메일 포함)으로 알리면 “선수 직접 유치 거래”가 되고, 회사가 진행해도 수익은 </w:t>
+        <w:t xml:space="preserve"> 본인 계정·연락처로 받은 제안의 날짜·제안자·경로를 서면(문자·이메일 포함)으로 알리면 “선수 직접 유치 거래”가 되고, 회사가 진행해도 수익은 </w:t>
       </w:r>
       <w:r>
         <w:rPr>
@@ -251,6 +251,13 @@
           <w:b w:val="0"/>
         </w:rPr>
         <w:t>로 나눕니다.</w:t>
+      </w:r>
+      <w:r>
+        <w:rPr>
+          <w:rFonts w:ascii="Calibri" w:hAnsi="Calibri" w:eastAsia="Malgun Gothic"/>
+          <w:b w:val="0"/>
+        </w:rPr>
+        <w:t xml:space="preserve"> 다만 AAC 인스타그램·이메일이나 회사 제안서를 통해 들어온 제안은 선수를 지목했더라도 회사 유치로 보아 50:50입니다.</w:t>
       </w:r>
     </w:p>
     <w:p>

--- a/archive/2026-10-02/contracts/08-A_선수용_장기형_QA.docx
+++ b/archive/2026-10-02/contracts/08-A_선수용_장기형_QA.docx
@@ -740,7 +740,7 @@
           <w:rFonts w:ascii="Calibri" w:hAnsi="Calibri" w:eastAsia="Malgun Gothic"/>
           <w:b w:val="0"/>
         </w:rPr>
-        <w:t xml:space="preserve">위약벌과 미경과 계약금 반환의무가 발생할 수 있고, 미회수 재투자금 중 </w:t>
+        <w:t xml:space="preserve">손해배상 예정액(위약금)과 미경과 계약금 반환의무가 발생할 수 있고, 미회수 재투자금 중 </w:t>
       </w:r>
       <w:r>
         <w:rPr>
@@ -756,6 +756,28 @@
           <w:b w:val="0"/>
         </w:rPr>
         <w:t>을 돌려주어야 합니다. 예를 들어 5년 계약에서 4년을 채우고 해지할 때 미회수 재투자금이 2,000만 원이면, 2,000만 원 × 남은 1년/전체 5년 = 400만 원을 돌려줍니다.</w:t>
+      </w:r>
+      <w:r>
+        <w:rPr>
+          <w:rFonts w:ascii="Calibri" w:hAnsi="Calibri" w:eastAsia="Malgun Gothic"/>
+          <w:b w:val="0"/>
+        </w:rPr>
+        <w:t xml:space="preserve"> 손해배상 예정액도 </w:t>
+      </w:r>
+      <w:r>
+        <w:rPr>
+          <w:rFonts w:ascii="Calibri" w:hAnsi="Calibri" w:eastAsia="Malgun Gothic"/>
+          <w:b/>
+          <w:color w:val="0D5F5A"/>
+        </w:rPr>
+        <w:t>그동안의 배분대상 총매출의 15%에 남은 기간 비율을 곱한 금액</w:t>
+      </w:r>
+      <w:r>
+        <w:rPr>
+          <w:rFonts w:ascii="Calibri" w:hAnsi="Calibri" w:eastAsia="Malgun Gothic"/>
+          <w:b w:val="0"/>
+        </w:rPr>
+        <w:t>입니다. 같은 예에서 4년간 총매출이 1억 원이면 300만 원입니다.</w:t>
       </w:r>
     </w:p>
     <w:p>
@@ -781,7 +803,7 @@
           <w:b/>
           <w:color w:val="0D5F5A"/>
         </w:rPr>
-        <w:t>위약벌은 없습니다.</w:t>
+        <w:t>위약금은 없습니다.</w:t>
       </w:r>
       <w:r>
         <w:rPr>

--- a/archive/2026-10-02/contracts/08-A_선수용_장기형_QA.docx
+++ b/archive/2026-10-02/contracts/08-A_선수용_장기형_QA.docx
@@ -652,6 +652,21 @@
         </w:rPr>
         <w:t>회사의 동의와 이전대가 지급을 통해 인수를 요청할 수 있습니다.</w:t>
       </w:r>
+      <w:r>
+        <w:rPr>
+          <w:rFonts w:ascii="Calibri" w:hAnsi="Calibri" w:eastAsia="Malgun Gothic"/>
+          <w:b w:val="0"/>
+        </w:rPr>
+        <w:t xml:space="preserve"> </w:t>
+      </w:r>
+      <w:r>
+        <w:rPr>
+          <w:rFonts w:ascii="Calibri" w:hAnsi="Calibri" w:eastAsia="Malgun Gothic"/>
+          <w:b/>
+          <w:color w:val="0D5F5A"/>
+        </w:rPr>
+        <w:t>이는 회사가 새로 개설한 채널에 한합니다. 선수가 원래 갖고 있던 계정과 선수 명의 계정은 처음부터 선수 것이라 이전대가가 없습니다.</w:t>
+      </w:r>
     </w:p>
     <w:p>
       <w:pPr>

--- a/archive/2026-10-02/contracts/08-A_선수용_장기형_QA.docx
+++ b/archive/2026-10-02/contracts/08-A_선수용_장기형_QA.docx
@@ -381,9 +381,17 @@
       <w:r>
         <w:rPr>
           <w:rFonts w:ascii="Calibri" w:hAnsi="Calibri" w:eastAsia="Malgun Gothic"/>
+          <w:b/>
+          <w:color w:val="0D5F5A"/>
+        </w:rPr>
+        <w:t>아니요. 협상비용 같은 수수료·비용은 서명(전자서명 포함)한 위임서나 합의서로만 정합니다.</w:t>
+      </w:r>
+      <w:r>
+        <w:rPr>
+          <w:rFonts w:ascii="Calibri" w:hAnsi="Calibri" w:eastAsia="Malgun Gothic"/>
           <w:b w:val="0"/>
         </w:rPr>
-        <w:t>네. 당사자와 합의내용을 확인할 수 있으면 서면합의로 인정합니다.</w:t>
+        <w:t xml:space="preserve"> 일정 조율 같은 나머지 연락은 카톡으로 해도 됩니다.</w:t>
       </w:r>
     </w:p>
     <w:p>
@@ -507,6 +515,21 @@
           <w:b w:val="0"/>
         </w:rPr>
         <w:t>7영업일 동안 답변이 없으면 회사는 투자를 보류할 수 있습니다.</w:t>
+      </w:r>
+      <w:r>
+        <w:rPr>
+          <w:rFonts w:ascii="Calibri" w:hAnsi="Calibri" w:eastAsia="Malgun Gothic"/>
+          <w:b w:val="0"/>
+        </w:rPr>
+        <w:t xml:space="preserve"> </w:t>
+      </w:r>
+      <w:r>
+        <w:rPr>
+          <w:rFonts w:ascii="Calibri" w:hAnsi="Calibri" w:eastAsia="Malgun Gothic"/>
+          <w:b/>
+          <w:color w:val="0D5F5A"/>
+        </w:rPr>
+        <w:t>보류되어 쓰지 못한 금액은 다음 해로 넘어가고, 계약이 끝날 때 남은 금액의 50%는 선수에게 지급합니다.</w:t>
       </w:r>
     </w:p>
     <w:p>
@@ -681,9 +704,17 @@
       <w:r>
         <w:rPr>
           <w:rFonts w:ascii="Calibri" w:hAnsi="Calibri" w:eastAsia="Malgun Gothic"/>
+          <w:b/>
+          <w:color w:val="0D5F5A"/>
+        </w:rPr>
+        <w:t>해당 채널의 미회수 재투자금과 최근 12개월 채널 순수익을 더한 금액</w:t>
+      </w:r>
+      <w:r>
+        <w:rPr>
+          <w:rFonts w:ascii="Calibri" w:hAnsi="Calibri" w:eastAsia="Malgun Gothic"/>
           <w:b w:val="0"/>
         </w:rPr>
-        <w:t>투자금 기준 금액과 최근 24개월 수익가치 중 큰 금액으로 계산합니다.</w:t>
+        <w:t>입니다.</w:t>
       </w:r>
     </w:p>
     <w:p>
@@ -793,6 +824,21 @@
           <w:b w:val="0"/>
         </w:rPr>
         <w:t>입니다. 같은 예에서 4년간 총매출이 1억 원이면 300만 원입니다.</w:t>
+      </w:r>
+      <w:r>
+        <w:rPr>
+          <w:rFonts w:ascii="Calibri" w:hAnsi="Calibri" w:eastAsia="Malgun Gothic"/>
+          <w:b w:val="0"/>
+        </w:rPr>
+        <w:t xml:space="preserve"> </w:t>
+      </w:r>
+      <w:r>
+        <w:rPr>
+          <w:rFonts w:ascii="Calibri" w:hAnsi="Calibri" w:eastAsia="Malgun Gothic"/>
+          <w:b/>
+          <w:color w:val="0D5F5A"/>
+        </w:rPr>
+        <w:t>대표자(장호준)가 업무에서 물러나 해지하는 경우에는 이 금액들을 내지 않습니다.</w:t>
       </w:r>
     </w:p>
     <w:p>
